--- a/Connected/WordDocs/Armor.docx
+++ b/Connected/WordDocs/Armor.docx
@@ -16,7 +16,7 @@
           <w:bCs w:val="1"/>
           <w:rtl w:val="0"/>
         </w:rPr>
-        <w:t xml:space="preserve">Aurora</w:t>
+        <w:t xml:space="preserve">Astrid</w:t>
       </w:r>
     </w:p>
     <w:p ns1:paraId="00000002">
@@ -37,7 +37,7 @@
         <w:rPr>
           <w:rtl w:val="0"/>
         </w:rPr>
-        <w:t xml:space="preserve">  Aurora sat on the metro with head leaning against the window, eyes focused on nothing in particular. An air of wistfulness hung like fog. The city flashed by, a confusing mess of colors and shapes. Her brother had asked her to meet him at the amusement park. “It’s urgent.” He said, providing no further explanation.</w:t>
+        <w:t xml:space="preserve">  Astrid sat on the metro with head leaning against the window, eyes focused on nothing in particular. An air of wistfulness hung like fog. The city flashed by, a confusing mess of colors and shapes. Her brother had asked her to meet him at the amusement park. “It’s urgent.” He said, providing no further explanation.</w:t>
       </w:r>
     </w:p>
     <w:p ns1:paraId="00000004">
@@ -58,7 +58,7 @@
         <w:rPr>
           <w:rtl w:val="0"/>
         </w:rPr>
-        <w:t xml:space="preserve">  She knew what this was. Her dumb brother was trying to get her back to hanging out with his idiot friend, Cale. Ten years… at some point Aiden needed to face the facts that Cale and her would never get along, the thought of them being romantically involved was laughable. As much as that fact hurt her deeply, it was the truth.</w:t>
+        <w:t xml:space="preserve">  She knew what this was. Her dumb brother was trying to get her back to hanging out with his idiot friend, Cale. Ten years… at some point Leo needed to face the facts that Cale and her would never get along, the thought of them being romantically involved was laughable. As much as that fact hurt her deeply, it was the truth.</w:t>
       </w:r>
     </w:p>
     <w:p ns1:paraId="00000006">
@@ -142,7 +142,7 @@
         <w:rPr>
           <w:rtl w:val="0"/>
         </w:rPr>
-        <w:t xml:space="preserve">  She decided right there to make the best out of the day no matter what it threw at her: she loved the amusement park. And it was a welcome escape from the tensions leading up to a big career change. With Aiden as a mediator things often sorted themselves out. It’s not like Aiden would just dump her with Cale and leave, right?</w:t>
+        <w:t xml:space="preserve">  She decided right there to make the best out of the day no matter what it threw at her: she loved the amusement park. And it was a welcome escape from the tensions leading up to a big career change. With Leo as a mediator things often sorted themselves out. It’s not like Leo would just dump her with Cale and leave, right?</w:t>
       </w:r>
     </w:p>
     <w:p ns1:paraId="0000000E">
@@ -166,7 +166,7 @@
         <w:rPr>
           <w:rtl w:val="0"/>
         </w:rPr>
-        <w:t xml:space="preserve">  She sighed softly. She almost wished he would just leave them. With how rarely they got to see each-other anymore, she had begun to miss their fights. The way he blushed when she embarrassed him… she found herself smiling again. What are the chances… After all this time apart maybe they could finally get along. She actually laughed out loud at the concept, getting a look from other passengers. </w:t>
+        <w:t xml:space="preserve">  She sighed softly. She almost wished he </w:t>
       </w:r>
       <w:r>
         <w:rPr>
@@ -174,6 +174,34 @@
           <w:iCs w:val="1"/>
           <w:rtl w:val="0"/>
         </w:rPr>
+        <w:t xml:space="preserve">would</w:t>
+      </w:r>
+      <w:r>
+        <w:rPr>
+          <w:rtl w:val="0"/>
+        </w:rPr>
+        <w:t xml:space="preserve"> just leave them. With how rarely they got to see each-other anymore, she had begun to miss their fights. The way he blushed when she embarrassed him… she found herself smiling again. What are the chances… After all this time apart maybe they </w:t>
+      </w:r>
+      <w:r>
+        <w:rPr>
+          <w:i w:val="1"/>
+          <w:iCs w:val="1"/>
+          <w:rtl w:val="0"/>
+        </w:rPr>
+        <w:t xml:space="preserve">could</w:t>
+      </w:r>
+      <w:r>
+        <w:rPr>
+          <w:rtl w:val="0"/>
+        </w:rPr>
+        <w:t xml:space="preserve"> finally get along. She actually laughed out loud at the concept, getting a look from other passengers. </w:t>
+      </w:r>
+      <w:r>
+        <w:rPr>
+          <w:i w:val="1"/>
+          <w:iCs w:val="1"/>
+          <w:rtl w:val="0"/>
+        </w:rPr>
         <w:t xml:space="preserve">Like that will ever happen.</w:t>
       </w:r>
     </w:p>
@@ -224,7 +252,7 @@
         <w:rPr>
           <w:rtl w:val="0"/>
         </w:rPr>
-        <w:t xml:space="preserve">  Ten minutes later Cale watched Aiden leave, a hand up in the air as if to wish them luck. Although the air itself was fairly moderate, Cale's short curly black hair felt like it was baking in the sun leaving him with the occasional need to wipe sweat off his glasses. He stood casually, leaning back on a foot, his willowy frame carried a confidence that masked his inner uncertainty.</w:t>
+        <w:t xml:space="preserve">  Ten minutes later Cale watched Leo leave, a hand up in the air as if to wish them luck. Although the air itself was fairly moderate, Cale's short curly black hair felt like it was baking in the sun leaving him with the occasional need to wipe sweat off his glasses. He stood casually, leaning back on a foot, his willowy frame carried a confidence that masked his inner uncertainty.</w:t>
       </w:r>
     </w:p>
     <w:p ns1:paraId="00000014">
@@ -245,7 +273,7 @@
         <w:rPr>
           <w:rtl w:val="0"/>
         </w:rPr>
-        <w:t xml:space="preserve">  Aurora stood nearby studying the two tickets she had been handed, coming to terms with the implications of what had just transpired. Cale held his breath, the next few moments held a lot of power over the direction of his relatively young life.</w:t>
+        <w:t xml:space="preserve">  Astrid stood nearby studying the two tickets she had been handed, coming to terms with the implications of what had just transpired. Cale held his breath, the next few moments held a lot of power over the direction of his relatively young life.</w:t>
       </w:r>
     </w:p>
     <w:p ns1:paraId="00000016">
@@ -266,7 +294,7 @@
         <w:rPr>
           <w:rtl w:val="0"/>
         </w:rPr>
-        <w:t xml:space="preserve">  Distant screams and yells of joy, occasionally surging alongside the noise of a roller coaster car passing, filled the otherwise silent moment as the reality of the situation seemed to set in on Aurora. She glanced up at Cale, and back to the tickets.</w:t>
+        <w:t xml:space="preserve">  Distant screams and yells of joy, occasionally surging alongside the noise of a roller coaster car passing, filled the otherwise silent moment as the reality of the situation seemed to set in on Astrid. She glanced up at Cale, and back to the tickets.</w:t>
       </w:r>
     </w:p>
     <w:p ns1:paraId="00000018">
@@ -287,7 +315,7 @@
         <w:rPr>
           <w:rtl w:val="0"/>
         </w:rPr>
-        <w:t xml:space="preserve">  “He's really doing this?” She asked with a hint of resignation, not necessarily seeming interested in an answer. Cale's anticipation peaked as Aiden disappeared down the escalator. She very well might just leave… It was a major flaw in his plan. Cale suspected she would just ditch him at the park gate. Aiden technically had not demanded that they spend the day together, it would have been too telling.</w:t>
+        <w:t xml:space="preserve">  “He's really doing this?” She asked with a hint of resignation, not necessarily seeming interested in an answer. Cale's anticipation peaked as Leo disappeared down the escalator. She very well might just leave… It was a major flaw in his plan. Cale suspected she would just ditch him at the park gate. Leo technically had not demanded that they spend the day together, it would have been too telling.</w:t>
       </w:r>
     </w:p>
     <w:p ns1:paraId="0000001A">
@@ -343,7 +371,7 @@
         <w:rPr>
           <w:rtl w:val="0"/>
         </w:rPr>
-        <w:t xml:space="preserve">  Aurora stopped and looked sharply back at him, “Do you want to get this over with or do you want to stand there wasting your life farming your dumb gacha games?”</w:t>
+        <w:t xml:space="preserve">  Astrid stopped and looked sharply back at him, “Do you want to get this over with or do you want to stand there wasting your life farming your dumb gacha games?”</w:t>
       </w:r>
     </w:p>
     <w:p ns1:paraId="0000001E">
@@ -469,7 +497,7 @@
         <w:rPr>
           <w:rtl w:val="0"/>
         </w:rPr>
-        <w:t xml:space="preserve">  “Aurora, you literally once told me to meet you and my friends in the monkey house at the zoo. Just for me to realize my human friends weren’t actually at the zoo that day.” Cale grinned, it had been clever. Even if it had taken him a few weeks to get the joke. He caught a flicker of a smile on her face.</w:t>
+        <w:t xml:space="preserve">  “Astrid, you literally once told me to meet you and my friends in the monkey house at the zoo. Just for me to realize my human friends weren’t actually at the zoo that day.” Cale grinned, it had been clever. Even if it had taken him a few weeks to get the joke. He caught a flicker of a smile on her face.</w:t>
       </w:r>
     </w:p>
     <w:p ns1:paraId="0000002A">
@@ -490,7 +518,7 @@
         <w:rPr>
           <w:rtl w:val="0"/>
         </w:rPr>
-        <w:t xml:space="preserve">  “To be fair, when Aiden and I eventually showed up you seemed to be enjoying yourself, making faces with your primate relatives. Regardless, Aiden spent a lot of money on two full day fast-passes. Even if they weren't originally meant for us it would be rude to let them go to waste.”</w:t>
+        <w:t xml:space="preserve">  “To be fair, when Leo and I eventually showed up you seemed to be enjoying yourself, making faces with your primate relatives. Regardless, Leo spent a lot of money on two full day fast-passes. Even if they weren't originally meant for us it would be rude to let them go to waste.”</w:t>
       </w:r>
     </w:p>
     <w:p ns1:paraId="0000002C">
@@ -532,7 +560,7 @@
         <w:rPr>
           <w:rtl w:val="0"/>
         </w:rPr>
-        <w:t xml:space="preserve">  “I hope Harin is OK. She sounded pretty sick when she called.” Cale lied as they approached the bag check. They were through shortly, their tickets exchanged for purple arm bands that carried a feel of exclusivity. Of course fast-pass wouldn't be no lines, but it meant they could realistically expect more than two rides in one day.</w:t>
+        <w:t xml:space="preserve">  “I hope May is OK. She sounded pretty sick when she called.” Cale lied as they approached the bag check. They were through shortly, their tickets exchanged for purple arm bands that carried a feel of exclusivity. Of course fast-pass wouldn't be no lines, but it meant they could realistically expect more than two rides in one day.</w:t>
       </w:r>
     </w:p>
     <w:p ns1:paraId="00000030">
@@ -553,7 +581,7 @@
         <w:rPr>
           <w:rtl w:val="0"/>
         </w:rPr>
-        <w:t xml:space="preserve">  Aurora scanned the park, then looked down at a map she had grabbed by the entrance. Cale walked up beside her to look over her shoulder at the map. He caught a quick glance from her as his presence invaded her space, but she did not otherwise protest.</w:t>
+        <w:t xml:space="preserve">  Astrid scanned the park, then looked down at a map she had grabbed by the entrance. Cale walked up beside her to look over her shoulder. He caught a quick glance from her as his presence invaded her space, but she did not otherwise protest.</w:t>
       </w:r>
     </w:p>
     <w:p ns1:paraId="00000032">
@@ -808,7 +836,7 @@
         <w:rPr>
           <w:rtl w:val="0"/>
         </w:rPr>
-        <w:t xml:space="preserve">  “Of course it is the carousel, idiot.” She exclaimed, he could feel the eye roll from here. He could see her glance back, waiting for the retort. He had to fight it back, did she expect him to read her mind? But he simply smiled. This seemed to confuse her again. </w:t>
+        <w:t xml:space="preserve">  “Of course it is the carousel, idiot.” She exclaimed, he could feel the eye roll from here. She glanced back, waiting for the retort. He had to fight it back, did she expect him to read her mind? But he simply smiled. This seemed to confuse her again. </w:t>
       </w:r>
       <w:r>
         <w:rPr>
@@ -872,7 +900,7 @@
         <w:rPr>
           <w:rtl w:val="0"/>
         </w:rPr>
-        <w:t xml:space="preserve">just tell him about her new job? Aiden had mentioned it as a potential ice breaker but hadn't clarified details.</w:t>
+        <w:t xml:space="preserve">just tell him about her new job? Leo had mentioned it as a potential ice breaker but hadn't clarified details.</w:t>
       </w:r>
     </w:p>
     <w:p ns1:paraId="0000004A">
@@ -893,7 +921,7 @@
         <w:rPr>
           <w:rtl w:val="0"/>
         </w:rPr>
-        <w:t xml:space="preserve">   She seemed to decide against it, “It’s been quiet. Aiden is always out with Harin nowadays, and the rest of my friends are off travelling, having babies, and generally being interesting.” She looked back at Cale, “Well with the exception of one.”</w:t>
+        <w:t xml:space="preserve">   She seemed to decide against it, “It’s been quiet. Leo is always out with May nowadays, and the rest of my friends are off travelling, having babies, and generally being interesting.” She looked back at Cale, “Well with the exception of one.”</w:t>
       </w:r>
     </w:p>
     <w:p ns1:paraId="0000004C">
@@ -956,7 +984,7 @@
         <w:rPr>
           <w:rtl w:val="0"/>
         </w:rPr>
-        <w:t xml:space="preserve">  The fast pass line for the carousel was empty so they only had a minute wait, during which time Aurora crossed her arms and tapped her foot as if every second waiting was unbearable.</w:t>
+        <w:t xml:space="preserve">  The fast pass line for the carousel was empty so they only had a minute wait, during which time Astrid crossed her arms and tapped her foot as if every second waiting was unbearable.</w:t>
       </w:r>
     </w:p>
     <w:p ns1:paraId="00000052">
@@ -1075,7 +1103,7 @@
         <w:rPr>
           <w:rtl w:val="0"/>
         </w:rPr>
-        <w:t xml:space="preserve">  She ran toward the horse he had identified. He sprinted ahead of her and offered a hand to help her up; it went ignored.</w:t>
+        <w:t xml:space="preserve">  As the gate opened, she ran toward the horse he had identified. He sprinted ahead of her and offered a hand to help her up; it went ignored.</w:t>
       </w:r>
     </w:p>
     <w:p ns1:paraId="0000005C">
@@ -1149,7 +1177,7 @@
           <w:iCs w:val="1"/>
           <w:rtl w:val="0"/>
         </w:rPr>
-        <w:t xml:space="preserve">If I pushed too much she would in fact clam up.</w:t>
+        <w:t xml:space="preserve">If I push too much she would in fact clam up.</w:t>
       </w:r>
     </w:p>
     <w:p ns1:paraId="00000062">
@@ -1442,7 +1470,7 @@
         <w:rPr>
           <w:rtl w:val="0"/>
         </w:rPr>
-        <w:t xml:space="preserve">  “You seem intent on making this a date.” She observed, not immediately looking to get down with or without help.</w:t>
+        <w:t xml:space="preserve">  “You seem intent on making this a date.” She observed, not immediately looking to get down, with or without help.</w:t>
       </w:r>
     </w:p>
     <w:p ns1:paraId="00000076">
@@ -1508,7 +1536,7 @@
         <w:rPr>
           <w:rtl w:val="0"/>
         </w:rPr>
-        <w:t xml:space="preserve">  Once she was down they both studied their held hands for a moment. Aurora removed hers, seeming almost reluctant. </w:t>
+        <w:t xml:space="preserve">  Once she was down they both studied their held hands for a moment. Astrid removed hers, seeming almost reluctant. </w:t>
       </w:r>
       <w:r>
         <w:rPr>
@@ -1693,7 +1721,7 @@
         <w:rPr>
           <w:rtl w:val="0"/>
         </w:rPr>
-        <w:t xml:space="preserve">  Aurora smiled, “Paralegal. I'm…” she paused, studying him briefly, seeming to calculate how much she wanted to say, “I'm excited and nervous. It's a well known large firm, there will be a lot of competition for promotions.” </w:t>
+        <w:t xml:space="preserve">  Astrid smiled, “Paralegal. I'm…” she paused, studying him briefly, seeming to calculate how much she wanted to say, “I'm excited and nervous. It's a well known large firm, there will be a lot of competition for promotions.” </w:t>
       </w:r>
     </w:p>
     <w:p ns1:paraId="0000008A">
@@ -1735,7 +1763,7 @@
         <w:rPr>
           <w:rtl w:val="0"/>
         </w:rPr>
-        <w:t xml:space="preserve">  Aurora furrowed her brow, “Cale that was… actually insightful.” She looked him over, seeming to re-scan him to verify he was the same person. He wore his normal jeans and a playful but well designed t-shirt as always, he wasn’t sure she would pick up on the designer glasses or shoes.</w:t>
+        <w:t xml:space="preserve">  Astrid furrowed her brow, “Cale that was… actually insightful.” She looked him over, seeming to re-scan him to verify he was the same person. He wore his normal jeans and a playful but well designed t-shirt as always, he wasn’t sure she would pick up on the designer glasses or shoes.</w:t>
       </w:r>
     </w:p>
     <w:p ns1:paraId="0000008E">
@@ -1826,7 +1854,7 @@
         <w:rPr>
           <w:rtl w:val="0"/>
         </w:rPr>
-        <w:t xml:space="preserve">  “There's a pretty good reason why you nor Aiden know what I do.” Cale grinned.</w:t>
+        <w:t xml:space="preserve">  “There's a pretty good reason why neither you nor Leo know what I do.” Cale grinned.</w:t>
       </w:r>
     </w:p>
     <w:p ns1:paraId="00000094">
@@ -1889,7 +1917,7 @@
         <w:rPr>
           <w:rtl w:val="0"/>
         </w:rPr>
-        <w:t xml:space="preserve">  Aurora gave him a flat look, and punched him in the shoulder. </w:t>
+        <w:t xml:space="preserve">  Astrid gave him a flat look, and punched him in the shoulder. </w:t>
       </w:r>
       <w:r>
         <w:rPr>
@@ -2029,7 +2057,7 @@
         <w:rPr>
           <w:rtl w:val="0"/>
         </w:rPr>
-        <w:t xml:space="preserve">  “Your ten person engineering team, you run that now?” There was a touch of respect. That was a new feeling, respect from Aurora?</w:t>
+        <w:t xml:space="preserve">  “Your ten person engineering team, you run that now?” There was a touch of respect. That was a new feeling, respect from Astrid?</w:t>
       </w:r>
     </w:p>
     <w:p ns1:paraId="000000A6">
@@ -2219,7 +2247,7 @@
         <w:rPr>
           <w:rtl w:val="0"/>
         </w:rPr>
-        <w:t xml:space="preserve">  Cale sighed, “Aurora, I didn't tell you two for a reason. I'm a very different person at work and I like keeping who I am there and who I am out here separated. Please don't act differently with me because of this.”</w:t>
+        <w:t xml:space="preserve">  Cale sighed, “Astrid, I didn't tell you two for a reason. I'm a very different person at work and I like keeping who I am there and who I am out here separated. Please don't act differently with me because of this.”</w:t>
       </w:r>
     </w:p>
     <w:p ns1:paraId="000000B6">
@@ -2303,7 +2331,7 @@
         <w:rPr>
           <w:rtl w:val="0"/>
         </w:rPr>
-        <w:t xml:space="preserve">  He climbed into the next car, and turned to help Aurora in. She accepted the hand, lifting herself in. Then she immediately turned and closed the door, locking it shut. The girl in the couple that came to join them started to protest but Aurora shot her a very assertive look, daring them to challenge her, and the couple just moved to the next car. They were left alone.</w:t>
+        <w:t xml:space="preserve">  He climbed into the next car, and turned to help Astrid in. She accepted the hand, lifting herself in. Then she immediately turned and closed the door, locking it shut. The girl in the couple that came to join them started to protest but Astrid shot her a very assertive look, daring them to challenge her, and the couple just moved to the next car. They were left alone.</w:t>
       </w:r>
     </w:p>
     <w:p ns1:paraId="000000BE">
@@ -2324,7 +2352,7 @@
         <w:rPr>
           <w:rtl w:val="0"/>
         </w:rPr>
-        <w:t xml:space="preserve">  “You can kill with those eyes, Aurora. Be careful, the less experienced may be too weak for your overwhelming glare.” Cale laughed, sprawled on his side of the car. Aurora remained quiet, her hands folded on her lap, looking out the side as they slowly began to inch up.</w:t>
+        <w:t xml:space="preserve">  “You can kill with those eyes, Astrid. Be careful, the less experienced may be too weak for your overwhelming glare.” Cale laughed, sprawled on his side of the car. Astrid remained quiet, her hands folded on her lap, looking out the side as they slowly began to inch up.</w:t>
       </w:r>
     </w:p>
     <w:p ns1:paraId="000000C0">
@@ -2345,7 +2373,7 @@
         <w:rPr>
           <w:rtl w:val="0"/>
         </w:rPr>
-        <w:t xml:space="preserve">  The park grew distant beneath them. The city skyline drew a structured elegance sprawling out in one direction, a large lake lined by distant mountains painting a serene and organic beauty in the other. Two starkly different landscapes that seemed to converge and marry at this one park.</w:t>
+        <w:t xml:space="preserve">  The park grew distant beneath them. The city skyline drew a structured elegance sprawling out in one direction, the ocean extended in another with a serene organic beauty. Two starkly different landscapes that seemed to converge and marry at this one park.</w:t>
       </w:r>
     </w:p>
     <w:p ns1:paraId="000000C2">
@@ -2408,7 +2436,7 @@
         <w:rPr>
           <w:rtl w:val="0"/>
         </w:rPr>
-        <w:t xml:space="preserve">  “Say the damn cheesy line, Cale.” Aurora growled.</w:t>
+        <w:t xml:space="preserve">  “Say the damn cheesy line, Cale.” Astrid growled.</w:t>
       </w:r>
     </w:p>
     <w:p ns1:paraId="000000C8">
@@ -2429,7 +2457,7 @@
         <w:rPr>
           <w:rtl w:val="0"/>
         </w:rPr>
-        <w:t xml:space="preserve">  His eyes softened as he drank in the image of her sitting there, looking out over the lake. A few stray strands of hair had escaped her ribbon and framed her face. That smile… His heart skipped a few beats. If today yielded not a single other result, this… this was worth it.</w:t>
+        <w:t xml:space="preserve">  His eyes softened as he drank in the image of her sitting there, looking out over the ocean. A few stray strands of hair had escaped her ribbon and framed her face. That smile… His heart skipped a few beats. If today yielded not a single other result, this… this was worth it.</w:t>
       </w:r>
     </w:p>
     <w:p ns1:paraId="000000CA">
@@ -2492,7 +2520,7 @@
         <w:rPr>
           <w:rtl w:val="0"/>
         </w:rPr>
-        <w:t xml:space="preserve">  When the cart came to a stop Cale let himself out first, then offered a hand up to the still blushing Aurora. She regained her composure very briefly, her smile fading slightly, then accepted his hand. This time she did not let go as they ventured back into the park.</w:t>
+        <w:t xml:space="preserve">  When the cart came to a stop Cale let himself out first, then offered a hand up to the still blushing Astrid. She regained her composure very briefly, her smile fading slightly, then accepted his hand. This time she did not let go as they ventured back into the park.</w:t>
       </w:r>
     </w:p>
     <w:p ns1:paraId="000000D0">
@@ -2555,7 +2583,7 @@
         <w:rPr>
           <w:rtl w:val="0"/>
         </w:rPr>
-        <w:t xml:space="preserve">  “This still isn't a date.” Aurora said as the two aimlessly walked in a direction.</w:t>
+        <w:t xml:space="preserve">  “This still isn't a date.” Astrid said as the two aimlessly walked in a direction.</w:t>
       </w:r>
     </w:p>
     <w:p ns1:paraId="000000D6">
@@ -2576,7 +2604,7 @@
         <w:rPr>
           <w:rtl w:val="0"/>
         </w:rPr>
-        <w:t xml:space="preserve">  “Of course not. That would be unheard of, Aurora and Cale on a </w:t>
+        <w:t xml:space="preserve">  “Of course not. That would be unheard of, Astrid and Cale on a </w:t>
       </w:r>
       <w:r>
         <w:rPr>
@@ -3045,7 +3073,7 @@
         <w:rPr>
           <w:rtl w:val="0"/>
         </w:rPr>
-        <w:t xml:space="preserve">  It took a few moments for them to realize what had happened, the moment hung in the air as they slowly began to remember that there was an entire park around them. Cale's mouth hung open, Aurora straightened herself up, smoothing out wrinkles in her skirt. Her face slowly returned to a normal pale color. </w:t>
+        <w:t xml:space="preserve">  It took a few moments for them to realize what had happened, the moment hung in the air as they slowly began to remember that there was an entire park around them. Cale's mouth hung open, Astrid straightened herself up, smoothing out wrinkles in her skirt. Her face slowly returned to a normal pale color. </w:t>
       </w:r>
     </w:p>
     <w:p ns1:paraId="000000FA">
@@ -3087,7 +3115,7 @@
         <w:rPr>
           <w:rtl w:val="0"/>
         </w:rPr>
-        <w:t xml:space="preserve">  “It all seems rather pedantic in retrospect.” Aurora offered. Both of their gazes turned to their hands which still clasped with intertwined fingers.</w:t>
+        <w:t xml:space="preserve">  “It all seems rather pedantic in retrospect.” Astrid offered. Both of their gazes turned to their hands which still clasped with intertwined fingers.</w:t>
       </w:r>
     </w:p>
     <w:p ns1:paraId="000000FE">
@@ -3108,7 +3136,7 @@
         <w:rPr>
           <w:rtl w:val="0"/>
         </w:rPr>
-        <w:t xml:space="preserve">  “I'm going to miss that one. Five years…” Cale said, his eyes drifted back up to Aurora's. She looked thoughtful for a moment, and they continued walking their path towards anywhere. </w:t>
+        <w:t xml:space="preserve">  “I'm going to miss that one. Seven years…” Cale said, his eyes drifted back up to Astrid's. She looked thoughtful for a moment, and they continued walking their path towards anywhere. </w:t>
       </w:r>
     </w:p>
     <w:p ns1:paraId="00000100">
@@ -3171,7 +3199,7 @@
         <w:rPr>
           <w:rtl w:val="0"/>
         </w:rPr>
-        <w:t xml:space="preserve">  “Apparently Mr. Director here also has a depth of knowledge on categorical culinary nuance.” Aurora smiled. Cale mirrored the smile. No matter what happened today he hoped they would never lose this.</w:t>
+        <w:t xml:space="preserve">  “Apparently Mr. Director here also has a depth of knowledge on categorical culinary nuance.” Astrid smiled. Cale mirrored the smile. No matter what happened today he hoped they would never lose this.</w:t>
       </w:r>
     </w:p>
     <w:p ns1:paraId="00000106">
@@ -3192,7 +3220,7 @@
         <w:rPr>
           <w:rtl w:val="0"/>
         </w:rPr>
-        <w:t xml:space="preserve">  Cale’s mind returned to planning. What did he need from today? Could he define an achievable goal at this point? He needed her to admit vocally an interest. The hand holding was nice, amazing even, but he concluded it wasn’t the commitment he needed.</w:t>
+        <w:t xml:space="preserve">  Cale’s mind returned to planning. What did he need to call this a success? Could he define an achievable goal at this point? He needed her to admit vocally an interest. The hand holding was nice, amazing even, but he concluded it wasn’t the commitment he needed.</w:t>
       </w:r>
     </w:p>
     <w:p ns1:paraId="00000108">
@@ -3290,7 +3318,7 @@
         <w:rPr>
           <w:rtl w:val="0"/>
         </w:rPr>
-        <w:t xml:space="preserve"> full of surprises today” Aurora dragged him into line before he could object. It was around lunchtime and the lines were short. This gave Cale much less time to mentally prepare.</w:t>
+        <w:t xml:space="preserve"> full of surprises today” Astrid dragged him into line before he could object. It was around lunchtime and the lines were short. This gave Cale much less time to mentally prepare.</w:t>
       </w:r>
     </w:p>
     <w:p ns1:paraId="00000110">
@@ -3542,7 +3570,7 @@
         <w:rPr>
           <w:rtl w:val="0"/>
         </w:rPr>
-        <w:t xml:space="preserve">  Aurora's hand went to her mouth to hide a snicker. Her eyes flashed momentarily with a realization, but it faded immediately back to amusement. What in the world was that? She then seemed to conclude that she didn't care about propriety with him and full out laughed. He blushed, shrinking slightly.</w:t>
+        <w:t xml:space="preserve">  Astrid's hand went to her mouth to hide a snicker. Her eyes flashed momentarily with a realization, but it faded immediately back to amusement. What in the world was that? She then seemed to conclude that she didn't care about propriety with him and full out laughed. He blushed, shrinking slightly.</w:t>
       </w:r>
     </w:p>
     <w:p ns1:paraId="00000128">
@@ -3640,7 +3668,7 @@
         <w:rPr>
           <w:rtl w:val="0"/>
         </w:rPr>
-        <w:t xml:space="preserve">debacle of 2020 and you know it. But “intense” like I'm concerned about the health of your heart. I'd ask about how your dietary health is but based on your reaction to losing that game of monopoly the other month I'm assuming your sodium levels are rather high.” Aurora smiled.</w:t>
+        <w:t xml:space="preserve">debacle of 2020 and you know it. But “intense” like I'm concerned about the health of your heart. I'd ask about how your dietary health is but based on your reaction to losing that game of monopoly the other month I'm assuming your sodium levels are rather high.” Astrid smiled.</w:t>
       </w:r>
     </w:p>
     <w:p ns1:paraId="00000130">
@@ -3661,7 +3689,7 @@
         <w:rPr>
           <w:rtl w:val="0"/>
         </w:rPr>
-        <w:t xml:space="preserve">  “Aurora! Did you just call me salty? I'm proud my gaming lingo is rubbing off on you. Now if only you'd listen to some sense on that collection of weeds you keep.” Cale squeezed her hand. These back and forths today felt different. They were lighter, there were no jagged spikes in the insults covering up a desire for connection. Just the connection itself.</w:t>
+        <w:t xml:space="preserve">  “Astrid! Did you just call me salty? I'm proud my gaming lingo is rubbing off on you. Now if only you'd listen to some sense on that collection of weeds you keep.” Cale squeezed her hand. These back and forths today felt different. They were lighter, there were no jagged spikes in the insults covering up a desire for connection. Just the connection itself.</w:t>
       </w:r>
     </w:p>
     <w:p ns1:paraId="00000132">
@@ -3738,7 +3766,7 @@
         <w:rPr>
           <w:rtl w:val="0"/>
         </w:rPr>
-        <w:t xml:space="preserve">  “Sometimes. This one probably is. I mean it runs thousands of times a day.” She said as they reluctantly let go of hands so they stepped into the next car that arrived. She of course had made them line up for the very front car.</w:t>
+        <w:t xml:space="preserve">  “Sometimes. This one probably is. I mean it runs thousands of times a day.” She said as they reluctantly let go of hands so they could step into the next car that arrived. She of course had made them line up for the very front car.</w:t>
       </w:r>
     </w:p>
     <w:p ns1:paraId="00000138">
@@ -4017,7 +4045,7 @@
         <w:rPr>
           <w:rtl w:val="0"/>
         </w:rPr>
-        <w:t xml:space="preserve">  His mouth blurted out, “Aurora, I've always loved you!”</w:t>
+        <w:t xml:space="preserve">  His mouth blurted out, “Astrid, I've always loved you!”</w:t>
       </w:r>
     </w:p>
     <w:p ns1:paraId="00000150">
@@ -4038,7 +4066,7 @@
         <w:rPr>
           <w:rtl w:val="0"/>
         </w:rPr>
-        <w:t xml:space="preserve">  Just then the coaster dropped. He screamed, Aurora laughed. </w:t>
+        <w:t xml:space="preserve">  Just then the coaster dropped. He screamed, Astrid laughed. </w:t>
       </w:r>
       <w:r>
         <w:rPr>
@@ -4087,7 +4115,7 @@
         <w:rPr>
           <w:rtl w:val="0"/>
         </w:rPr>
-        <w:t xml:space="preserve"> it slowed, and his body felt like it was floating, hanging upside down. He briefly leaned forward and looked over at Aurora, she was looking directly at him, a wide open mouth grin with glistening eyes. She had clearly gotten something she had wanted. He cursed himself… he may have lost control of all of his plans in one simple sentence. But… this was a good thing, right?</w:t>
+        <w:t xml:space="preserve"> it slowed, and his body felt like it was floating, hanging upside down. He briefly leaned forward and looked over at Astrid, she was looking directly at him, a wide open mouth grin with glistening eyes. She had clearly gotten something she had wanted. He cursed himself… he may have lost control of all of his plans in one simple sentence. But… this was a good thing, right?</w:t>
       </w:r>
     </w:p>
     <w:p ns1:paraId="00000154">
